--- a/Fase 2/Manuales/SIGMA_Manual_EP11_Tareas.docx
+++ b/Fase 2/Manuales/SIGMA_Manual_EP11_Tareas.docx
@@ -517,13 +517,14 @@
         </w:tblBorders>
       </w:tblPr>
       <w:tblGrid>
-        <w:gridCol w:w="4873"/>
-        <w:gridCol w:w="4873"/>
+        <w:gridCol w:w="3249"/>
+        <w:gridCol w:w="3249"/>
+        <w:gridCol w:w="3249"/>
       </w:tblGrid>
       <w:tr>
         <w:tc>
           <w:tcPr>
-            <w:tcW w:type="dxa" w:w="3402"/>
+            <w:tcW w:type="dxa" w:w="2551"/>
             <w:shd w:val="clear" w:color="auto" w:fill="E8E5F7"/>
           </w:tcPr>
           <w:p>
@@ -539,7 +540,7 @@
         </w:tc>
         <w:tc>
           <w:tcPr>
-            <w:tcW w:type="dxa" w:w="6236"/>
+            <w:tcW w:type="dxa" w:w="3969"/>
             <w:shd w:val="clear" w:color="auto" w:fill="E8E5F7"/>
           </w:tcPr>
           <w:p>
@@ -549,7 +550,23 @@
                 <w:b/>
                 <w:sz w:val="19"/>
               </w:rPr>
-              <w:t>Ruta</w:t>
+              <w:t>Ruta en el menú</w:t>
+            </w:r>
+          </w:p>
+        </w:tc>
+        <w:tc>
+          <w:tcPr>
+            <w:tcW w:type="dxa" w:w="3118"/>
+            <w:shd w:val="clear" w:color="auto" w:fill="E8E5F7"/>
+          </w:tcPr>
+          <w:p>
+            <w:r/>
+            <w:r>
+              <w:rPr>
+                <w:b/>
+                <w:sz w:val="19"/>
+              </w:rPr>
+              <w:t>Pestañas que tiene</w:t>
             </w:r>
           </w:p>
         </w:tc>
@@ -557,7 +574,7 @@
       <w:tr>
         <w:tc>
           <w:tcPr>
-            <w:tcW w:type="dxa" w:w="3402"/>
+            <w:tcW w:type="dxa" w:w="2551"/>
           </w:tcPr>
           <w:p>
             <w:r/>
@@ -571,7 +588,7 @@
         </w:tc>
         <w:tc>
           <w:tcPr>
-            <w:tcW w:type="dxa" w:w="6236"/>
+            <w:tcW w:type="dxa" w:w="3969"/>
           </w:tcPr>
           <w:p>
             <w:r/>
@@ -583,11 +600,25 @@
             </w:r>
           </w:p>
         </w:tc>
+        <w:tc>
+          <w:tcPr>
+            <w:tcW w:type="dxa" w:w="3118"/>
+          </w:tcPr>
+          <w:p>
+            <w:r/>
+            <w:r>
+              <w:rPr>
+                <w:sz w:val="19"/>
+              </w:rPr>
+              <w:t>—</w:t>
+            </w:r>
+          </w:p>
+        </w:tc>
       </w:tr>
       <w:tr>
         <w:tc>
           <w:tcPr>
-            <w:tcW w:type="dxa" w:w="3402"/>
+            <w:tcW w:type="dxa" w:w="2551"/>
           </w:tcPr>
           <w:p>
             <w:r/>
@@ -601,7 +632,7 @@
         </w:tc>
         <w:tc>
           <w:tcPr>
-            <w:tcW w:type="dxa" w:w="6236"/>
+            <w:tcW w:type="dxa" w:w="3969"/>
           </w:tcPr>
           <w:p>
             <w:r/>
@@ -610,6 +641,20 @@
                 <w:sz w:val="19"/>
               </w:rPr>
               <w:t>Centro de Mantenimiento › Tareas › Categorías de tarea</w:t>
+            </w:r>
+          </w:p>
+        </w:tc>
+        <w:tc>
+          <w:tcPr>
+            <w:tcW w:type="dxa" w:w="3118"/>
+          </w:tcPr>
+          <w:p>
+            <w:r/>
+            <w:r>
+              <w:rPr>
+                <w:sz w:val="19"/>
+              </w:rPr>
+              <w:t>—</w:t>
             </w:r>
           </w:p>
         </w:tc>
@@ -649,13 +694,14 @@
         </w:tblBorders>
       </w:tblPr>
       <w:tblGrid>
-        <w:gridCol w:w="4873"/>
-        <w:gridCol w:w="4873"/>
+        <w:gridCol w:w="3249"/>
+        <w:gridCol w:w="3249"/>
+        <w:gridCol w:w="3249"/>
       </w:tblGrid>
       <w:tr>
         <w:tc>
           <w:tcPr>
-            <w:tcW w:type="dxa" w:w="3402"/>
+            <w:tcW w:type="dxa" w:w="2551"/>
             <w:shd w:val="clear" w:color="auto" w:fill="E8E5F7"/>
           </w:tcPr>
           <w:p>
@@ -671,7 +717,7 @@
         </w:tc>
         <w:tc>
           <w:tcPr>
-            <w:tcW w:type="dxa" w:w="6236"/>
+            <w:tcW w:type="dxa" w:w="3969"/>
             <w:shd w:val="clear" w:color="auto" w:fill="E8E5F7"/>
           </w:tcPr>
           <w:p>
@@ -685,11 +731,27 @@
             </w:r>
           </w:p>
         </w:tc>
+        <w:tc>
+          <w:tcPr>
+            <w:tcW w:type="dxa" w:w="3118"/>
+            <w:shd w:val="clear" w:color="auto" w:fill="E8E5F7"/>
+          </w:tcPr>
+          <w:p>
+            <w:r/>
+            <w:r>
+              <w:rPr>
+                <w:b/>
+                <w:sz w:val="18"/>
+              </w:rPr>
+              <w:t>Pestañas que tiene</w:t>
+            </w:r>
+          </w:p>
+        </w:tc>
       </w:tr>
       <w:tr>
         <w:tc>
           <w:tcPr>
-            <w:tcW w:type="dxa" w:w="3402"/>
+            <w:tcW w:type="dxa" w:w="2551"/>
           </w:tcPr>
           <w:p>
             <w:r/>
@@ -703,7 +765,7 @@
         </w:tc>
         <w:tc>
           <w:tcPr>
-            <w:tcW w:type="dxa" w:w="6236"/>
+            <w:tcW w:type="dxa" w:w="3969"/>
           </w:tcPr>
           <w:p>
             <w:r/>
@@ -715,11 +777,25 @@
             </w:r>
           </w:p>
         </w:tc>
+        <w:tc>
+          <w:tcPr>
+            <w:tcW w:type="dxa" w:w="3118"/>
+          </w:tcPr>
+          <w:p>
+            <w:r/>
+            <w:r>
+              <w:rPr>
+                <w:sz w:val="18"/>
+              </w:rPr>
+              <w:t>—</w:t>
+            </w:r>
+          </w:p>
+        </w:tc>
       </w:tr>
       <w:tr>
         <w:tc>
           <w:tcPr>
-            <w:tcW w:type="dxa" w:w="3402"/>
+            <w:tcW w:type="dxa" w:w="2551"/>
           </w:tcPr>
           <w:p>
             <w:r/>
@@ -733,7 +809,7 @@
         </w:tc>
         <w:tc>
           <w:tcPr>
-            <w:tcW w:type="dxa" w:w="6236"/>
+            <w:tcW w:type="dxa" w:w="3969"/>
           </w:tcPr>
           <w:p>
             <w:r/>
@@ -745,11 +821,25 @@
             </w:r>
           </w:p>
         </w:tc>
+        <w:tc>
+          <w:tcPr>
+            <w:tcW w:type="dxa" w:w="3118"/>
+          </w:tcPr>
+          <w:p>
+            <w:r/>
+            <w:r>
+              <w:rPr>
+                <w:sz w:val="18"/>
+              </w:rPr>
+              <w:t>—</w:t>
+            </w:r>
+          </w:p>
+        </w:tc>
       </w:tr>
       <w:tr>
         <w:tc>
           <w:tcPr>
-            <w:tcW w:type="dxa" w:w="3402"/>
+            <w:tcW w:type="dxa" w:w="2551"/>
           </w:tcPr>
           <w:p>
             <w:r/>
@@ -763,7 +853,7 @@
         </w:tc>
         <w:tc>
           <w:tcPr>
-            <w:tcW w:type="dxa" w:w="6236"/>
+            <w:tcW w:type="dxa" w:w="3969"/>
           </w:tcPr>
           <w:p>
             <w:r/>
@@ -772,6 +862,20 @@
                 <w:sz w:val="18"/>
               </w:rPr>
               <w:t>Centro de Mantenimiento › Tareas › Categoría de tarea (detalle)</w:t>
+            </w:r>
+          </w:p>
+        </w:tc>
+        <w:tc>
+          <w:tcPr>
+            <w:tcW w:type="dxa" w:w="3118"/>
+          </w:tcPr>
+          <w:p>
+            <w:r/>
+            <w:r>
+              <w:rPr>
+                <w:sz w:val="18"/>
+              </w:rPr>
+              <w:t>—</w:t>
             </w:r>
           </w:p>
         </w:tc>

--- a/Fase 2/Manuales/SIGMA_Manual_EP11_Tareas.docx
+++ b/Fase 2/Manuales/SIGMA_Manual_EP11_Tareas.docx
@@ -152,7 +152,7 @@
               <w:rPr>
                 <w:sz w:val="20"/>
               </w:rPr>
-              <w:t>2 visibles en el menú y 3 que se abren desde otra pantalla</w:t>
+              <w:t>2 en el menú y 3 que se abren desde ellas</w:t>
             </w:r>
           </w:p>
         </w:tc>
@@ -216,7 +216,7 @@
               <w:rPr>
                 <w:sz w:val="20"/>
               </w:rPr>
-              <w:t>1.0 · 01-10-2026</w:t>
+              <w:t>1.1 · 02-10-2026</w:t>
             </w:r>
           </w:p>
         </w:tc>
@@ -499,7 +499,7 @@
           <w:i w:val="0"/>
           <w:sz w:val="22"/>
         </w:rPr>
-        <w:t>Desde el menú lateral:</w:t>
+        <w:t>Estas son las pantallas que usa el módulo, con la ruta exacta del menú lateral:</w:t>
       </w:r>
     </w:p>
     <w:tbl>
@@ -977,7 +977,26 @@
         <w:rPr>
           <w:sz w:val="21"/>
         </w:rPr>
-        <w:t>Abra el formulario y complete los datos.</w:t>
+        <w:t>Desde el listado, elija la fila sobre la que va a trabajar. Se abre Tarea (detalle).</w:t>
+      </w:r>
+    </w:p>
+    <w:p>
+      <w:pPr>
+        <w:spacing w:after="40"/>
+      </w:pPr>
+      <w:r>
+        <w:rPr>
+          <w:b/>
+          <w:color w:val="4F46E5"/>
+          <w:sz w:val="21"/>
+        </w:rPr>
+        <w:t xml:space="preserve">Paso 3. </w:t>
+      </w:r>
+      <w:r>
+        <w:rPr>
+          <w:sz w:val="21"/>
+        </w:rPr>
+        <w:t>Complete los datos.</w:t>
       </w:r>
     </w:p>
     <w:p>
@@ -990,7 +1009,7 @@
           <w:color w:val="555555"/>
           <w:sz w:val="19"/>
         </w:rPr>
-        <w:t>Hay 4 campos; 2 son obligatorios.</w:t>
+        <w:t>Son 4 campos; 2 obligatorios.</w:t>
       </w:r>
     </w:p>
     <w:tbl>
@@ -1327,7 +1346,7 @@
           <w:color w:val="4F46E5"/>
           <w:sz w:val="21"/>
         </w:rPr>
-        <w:t xml:space="preserve">Paso 3. </w:t>
+        <w:t xml:space="preserve">Paso 4. </w:t>
       </w:r>
       <w:r>
         <w:rPr>
@@ -1346,7 +1365,7 @@
           <w:color w:val="4F46E5"/>
           <w:sz w:val="21"/>
         </w:rPr>
-        <w:t xml:space="preserve">Paso 4. </w:t>
+        <w:t xml:space="preserve">Paso 5. </w:t>
       </w:r>
       <w:r>
         <w:rPr>
@@ -1645,7 +1664,26 @@
         <w:rPr>
           <w:sz w:val="21"/>
         </w:rPr>
-        <w:t>Abra el formulario y complete los datos.</w:t>
+        <w:t>Desde el listado, pulse «Nuevo» para crear, o elija la fila que quiere modificar. Se abre Tarea (detalle).</w:t>
+      </w:r>
+    </w:p>
+    <w:p>
+      <w:pPr>
+        <w:spacing w:after="40"/>
+      </w:pPr>
+      <w:r>
+        <w:rPr>
+          <w:b/>
+          <w:color w:val="4F46E5"/>
+          <w:sz w:val="21"/>
+        </w:rPr>
+        <w:t xml:space="preserve">Paso 3. </w:t>
+      </w:r>
+      <w:r>
+        <w:rPr>
+          <w:sz w:val="21"/>
+        </w:rPr>
+        <w:t>Complete los datos.</w:t>
       </w:r>
     </w:p>
     <w:p>
@@ -1658,7 +1696,7 @@
           <w:color w:val="555555"/>
           <w:sz w:val="19"/>
         </w:rPr>
-        <w:t>Hay 11 campos; 3 son obligatorios.</w:t>
+        <w:t>Son 11 campos; 3 obligatorios.</w:t>
       </w:r>
     </w:p>
     <w:tbl>
@@ -2401,7 +2439,7 @@
           <w:color w:val="4F46E5"/>
           <w:sz w:val="21"/>
         </w:rPr>
-        <w:t xml:space="preserve">Paso 3. </w:t>
+        <w:t xml:space="preserve">Paso 4. </w:t>
       </w:r>
       <w:r>
         <w:rPr>
@@ -2420,7 +2458,7 @@
           <w:color w:val="4F46E5"/>
           <w:sz w:val="21"/>
         </w:rPr>
-        <w:t xml:space="preserve">Paso 4. </w:t>
+        <w:t xml:space="preserve">Paso 5. </w:t>
       </w:r>
       <w:r>
         <w:rPr>
@@ -2675,7 +2713,26 @@
         <w:rPr>
           <w:sz w:val="21"/>
         </w:rPr>
-        <w:t>Abra el formulario y complete los datos.</w:t>
+        <w:t>Desde el listado, pulse «Nuevo» para crear, o elija la fila que quiere modificar. Se abre Programación de tarea (detalle).</w:t>
+      </w:r>
+    </w:p>
+    <w:p>
+      <w:pPr>
+        <w:spacing w:after="40"/>
+      </w:pPr>
+      <w:r>
+        <w:rPr>
+          <w:b/>
+          <w:color w:val="4F46E5"/>
+          <w:sz w:val="21"/>
+        </w:rPr>
+        <w:t xml:space="preserve">Paso 3. </w:t>
+      </w:r>
+      <w:r>
+        <w:rPr>
+          <w:sz w:val="21"/>
+        </w:rPr>
+        <w:t>Complete los datos.</w:t>
       </w:r>
     </w:p>
     <w:p>
@@ -2688,7 +2745,7 @@
           <w:color w:val="555555"/>
           <w:sz w:val="19"/>
         </w:rPr>
-        <w:t>Hay 3 campos; 1 son obligatorios.</w:t>
+        <w:t>Son 3 campos; 1 obligatorio.</w:t>
       </w:r>
     </w:p>
     <w:tbl>
@@ -2967,7 +3024,7 @@
           <w:color w:val="4F46E5"/>
           <w:sz w:val="21"/>
         </w:rPr>
-        <w:t xml:space="preserve">Paso 3. </w:t>
+        <w:t xml:space="preserve">Paso 4. </w:t>
       </w:r>
       <w:r>
         <w:rPr>
@@ -2986,7 +3043,7 @@
           <w:color w:val="4F46E5"/>
           <w:sz w:val="21"/>
         </w:rPr>
-        <w:t xml:space="preserve">Paso 4. </w:t>
+        <w:t xml:space="preserve">Paso 5. </w:t>
       </w:r>
       <w:r>
         <w:rPr>
@@ -3209,7 +3266,7 @@
         <w:rPr>
           <w:sz w:val="21"/>
         </w:rPr>
-        <w:t>Entre a Tareas recurrentes.</w:t>
+        <w:t>Entre a Categorías de tarea.</w:t>
       </w:r>
     </w:p>
     <w:p>
@@ -3222,7 +3279,7 @@
           <w:color w:val="555555"/>
           <w:sz w:val="19"/>
         </w:rPr>
-        <w:t>Menú: Centro de Mantenimiento › Tareas › Tareas recurrentes</w:t>
+        <w:t>Menú: Centro de Mantenimiento › Tareas › Categorías de tarea</w:t>
       </w:r>
     </w:p>
     <w:p>
@@ -3241,7 +3298,26 @@
         <w:rPr>
           <w:sz w:val="21"/>
         </w:rPr>
-        <w:t>Abra el formulario y complete los datos.</w:t>
+        <w:t>Desde el listado, pulse «Nuevo» para crear, o elija la fila que quiere modificar. Se abre Categoría de tarea (detalle).</w:t>
+      </w:r>
+    </w:p>
+    <w:p>
+      <w:pPr>
+        <w:spacing w:after="40"/>
+      </w:pPr>
+      <w:r>
+        <w:rPr>
+          <w:b/>
+          <w:color w:val="4F46E5"/>
+          <w:sz w:val="21"/>
+        </w:rPr>
+        <w:t xml:space="preserve">Paso 3. </w:t>
+      </w:r>
+      <w:r>
+        <w:rPr>
+          <w:sz w:val="21"/>
+        </w:rPr>
+        <w:t>Complete los datos.</w:t>
       </w:r>
     </w:p>
     <w:p>
@@ -3254,7 +3330,7 @@
           <w:color w:val="555555"/>
           <w:sz w:val="19"/>
         </w:rPr>
-        <w:t>Hay 4 campos; 2 son obligatorios.</w:t>
+        <w:t>Son 4 campos; 2 obligatorios.</w:t>
       </w:r>
     </w:p>
     <w:tbl>
@@ -3591,7 +3667,7 @@
           <w:color w:val="4F46E5"/>
           <w:sz w:val="21"/>
         </w:rPr>
-        <w:t xml:space="preserve">Paso 3. </w:t>
+        <w:t xml:space="preserve">Paso 4. </w:t>
       </w:r>
       <w:r>
         <w:rPr>
@@ -3610,7 +3686,7 @@
           <w:color w:val="4F46E5"/>
           <w:sz w:val="21"/>
         </w:rPr>
-        <w:t xml:space="preserve">Paso 4. </w:t>
+        <w:t xml:space="preserve">Paso 5. </w:t>
       </w:r>
       <w:r>
         <w:rPr>
@@ -3821,7 +3897,26 @@
         <w:rPr>
           <w:sz w:val="21"/>
         </w:rPr>
-        <w:t>Abra el formulario y complete los datos.</w:t>
+        <w:t>Desde el listado, elija la fila sobre la que va a trabajar. Se abre Tarea (detalle).</w:t>
+      </w:r>
+    </w:p>
+    <w:p>
+      <w:pPr>
+        <w:spacing w:after="40"/>
+      </w:pPr>
+      <w:r>
+        <w:rPr>
+          <w:b/>
+          <w:color w:val="4F46E5"/>
+          <w:sz w:val="21"/>
+        </w:rPr>
+        <w:t xml:space="preserve">Paso 3. </w:t>
+      </w:r>
+      <w:r>
+        <w:rPr>
+          <w:sz w:val="21"/>
+        </w:rPr>
+        <w:t>Complete los datos.</w:t>
       </w:r>
     </w:p>
     <w:p>
@@ -3834,7 +3929,7 @@
           <w:color w:val="555555"/>
           <w:sz w:val="19"/>
         </w:rPr>
-        <w:t>Hay 1 campos; 1 son obligatorios.</w:t>
+        <w:t>Es 1 campo; 1 obligatorio.</w:t>
       </w:r>
     </w:p>
     <w:tbl>
@@ -3997,7 +4092,7 @@
           <w:color w:val="4F46E5"/>
           <w:sz w:val="21"/>
         </w:rPr>
-        <w:t xml:space="preserve">Paso 3. </w:t>
+        <w:t xml:space="preserve">Paso 4. </w:t>
       </w:r>
       <w:r>
         <w:rPr>
@@ -4016,7 +4111,7 @@
           <w:color w:val="4F46E5"/>
           <w:sz w:val="21"/>
         </w:rPr>
-        <w:t xml:space="preserve">Paso 4. </w:t>
+        <w:t xml:space="preserve">Paso 5. </w:t>
       </w:r>
       <w:r>
         <w:rPr>
@@ -4654,7 +4749,7 @@
           <w:color w:val="555555"/>
           <w:sz w:val="18"/>
         </w:rPr>
-        <w:t>Generado desde el Product Backlog (historias, campos de entrada y criterios de aceptación) y desde la tabla Menus de la base. Para actualizarlo: python _scratch/gen_manual_modulo.py</w:t>
+        <w:t>Generado desde el Product Backlog (historias, campos de entrada y criterios de aceptación), desde la tabla Menus de la base y desde las pestañas leídas de los .aspx. Para actualizarlo: python _scratch/gen_manual_modulo.py</w:t>
       </w:r>
     </w:p>
     <w:sectPr>
